--- a/grading.docx
+++ b/grading.docx
@@ -22,10 +22,7 @@
         <w:t xml:space="preserve">Name: </w:t>
       </w:r>
       <w:r>
-        <w:rPr>
-          <w:highlight w:val="yellow"/>
-        </w:rPr>
-        <w:t>Your name</w:t>
+        <w:t>Owen Newberry</w:t>
       </w:r>
     </w:p>
     <w:p>
@@ -33,10 +30,7 @@
         <w:t xml:space="preserve">Email: </w:t>
       </w:r>
       <w:r>
-        <w:rPr>
-          <w:highlight w:val="yellow"/>
-        </w:rPr>
-        <w:t>Your email</w:t>
+        <w:t>newberryo1@nku.edu</w:t>
       </w:r>
     </w:p>
     <w:p>
@@ -44,44 +38,9 @@
         <w:t xml:space="preserve">Start Date: </w:t>
       </w:r>
       <w:r>
-        <w:rPr>
-          <w:highlight w:val="yellow"/>
-        </w:rPr>
-        <w:t xml:space="preserve">The date you start working on </w:t>
-      </w:r>
-      <w:r>
-        <w:rPr>
-          <w:highlight w:val="yellow"/>
-        </w:rPr>
-        <w:t xml:space="preserve">this </w:t>
-      </w:r>
-      <w:r>
-        <w:rPr>
-          <w:highlight w:val="yellow"/>
-        </w:rPr>
-        <w:t>assignment</w:t>
-      </w:r>
-      <w:r>
-        <w:t xml:space="preserve"> </w:t>
+        <w:t>4/23</w:t>
       </w:r>
     </w:p>
-    <w:p/>
-    <w:p>
-      <w:r>
-        <w:rPr>
-          <w:color w:val="FF0000"/>
-          <w:highlight w:val="yellow"/>
-        </w:rPr>
-        <w:t>Be sure to remove all the highlighted marks including this one, otherwise students earn 0 points</w:t>
-      </w:r>
-      <w:r>
-        <w:rPr>
-          <w:highlight w:val="yellow"/>
-        </w:rPr>
-        <w:t>.</w:t>
-      </w:r>
-    </w:p>
-    <w:p/>
     <w:p>
       <w:pPr>
         <w:pStyle w:val="Heading1"/>
@@ -104,13 +63,15 @@
         <w:t>(</w:t>
       </w:r>
       <w:r>
-        <w:rPr>
-          <w:highlight w:val="yellow"/>
-        </w:rPr>
-        <w:t>.</w:t>
-      </w:r>
-      <w:r>
-        <w:t xml:space="preserve">  )  I read and understand course rules. </w:t>
+        <w:t>x</w:t>
+      </w:r>
+      <w:proofErr w:type="gramStart"/>
+      <w:r>
+        <w:t>)  I</w:t>
+      </w:r>
+      <w:proofErr w:type="gramEnd"/>
+      <w:r>
+        <w:t xml:space="preserve"> read and understand course rules. </w:t>
       </w:r>
     </w:p>
     <w:bookmarkEnd w:id="0"/>
@@ -126,13 +87,10 @@
         <w:t>(</w:t>
       </w:r>
       <w:r>
-        <w:rPr>
-          <w:highlight w:val="yellow"/>
-        </w:rPr>
-        <w:t>.</w:t>
-      </w:r>
-      <w:r>
-        <w:t xml:space="preserve">  ) I graded this homework result</w:t>
+        <w:t>x</w:t>
+      </w:r>
+      <w:r>
+        <w:t>) I graded this homework result</w:t>
       </w:r>
       <w:bookmarkStart w:id="1" w:name="_Hlk523224391"/>
       <w:r>
@@ -239,22 +197,33 @@
       </w:pPr>
       <w:bookmarkStart w:id="4" w:name="_Hlk159185019"/>
       <w:r>
-        <w:t xml:space="preserve">[ </w:t>
-      </w:r>
-      <w:proofErr w:type="gramStart"/>
-      <w:r>
-        <w:t xml:space="preserve">  ]</w:t>
-      </w:r>
-      <w:proofErr w:type="gramEnd"/>
-      <w:r>
-        <w:t xml:space="preserve"> My GitHub repository for my project is: </w:t>
-      </w:r>
-      <w:r>
-        <w:rPr>
-          <w:highlight w:val="yellow"/>
-        </w:rPr>
-        <w:t>(copy your link)</w:t>
-      </w:r>
+        <w:t>[</w:t>
+      </w:r>
+      <w:r>
+        <w:t>x</w:t>
+      </w:r>
+      <w:r>
+        <w:t>] My GitHub repository for my project is:</w:t>
+      </w:r>
+      <w:r>
+        <w:t xml:space="preserve"> </w:t>
+      </w:r>
+      <w:hyperlink r:id="rId5" w:history="1">
+        <w:proofErr w:type="spellStart"/>
+        <w:r>
+          <w:rPr>
+            <w:rStyle w:val="Hyperlink"/>
+          </w:rPr>
+          <w:t>owen-newberry</w:t>
+        </w:r>
+        <w:proofErr w:type="spellEnd"/>
+        <w:r>
+          <w:rPr>
+            <w:rStyle w:val="Hyperlink"/>
+          </w:rPr>
+          <w:t>/ase-285-hw6</w:t>
+        </w:r>
+      </w:hyperlink>
       <w:r>
         <w:t xml:space="preserve"> </w:t>
       </w:r>
@@ -268,19 +237,22 @@
         </w:numPr>
       </w:pPr>
       <w:r>
-        <w:t xml:space="preserve">[ </w:t>
+        <w:t>[</w:t>
+      </w:r>
+      <w:r>
+        <w:t>x</w:t>
       </w:r>
       <w:proofErr w:type="gramStart"/>
       <w:r>
-        <w:t xml:space="preserve">  ]</w:t>
+        <w:t xml:space="preserve">]  </w:t>
+      </w:r>
+      <w:bookmarkEnd w:id="4"/>
+      <w:r>
+        <w:t>I</w:t>
       </w:r>
       <w:proofErr w:type="gramEnd"/>
       <w:r>
-        <w:t xml:space="preserve">  </w:t>
-      </w:r>
-      <w:bookmarkEnd w:id="4"/>
-      <w:r>
-        <w:t>I downloaded my GitHub repository, which has all the information.</w:t>
+        <w:t xml:space="preserve"> downloaded my GitHub repository, which has all the information.</w:t>
       </w:r>
     </w:p>
     <w:p>
@@ -342,15 +314,18 @@
         </w:numPr>
       </w:pPr>
       <w:r>
-        <w:t xml:space="preserve">[ </w:t>
+        <w:t>[</w:t>
+      </w:r>
+      <w:r>
+        <w:t>x</w:t>
       </w:r>
       <w:proofErr w:type="gramStart"/>
       <w:r>
-        <w:t xml:space="preserve">  ]</w:t>
+        <w:t>]  I</w:t>
       </w:r>
       <w:proofErr w:type="gramEnd"/>
       <w:r>
-        <w:t xml:space="preserve">  I downloaded my Canvas Individual Page (in HTML format).</w:t>
+        <w:t xml:space="preserve"> downloaded my Canvas Individual Page (in HTML format).</w:t>
       </w:r>
     </w:p>
     <w:p>
@@ -378,80 +353,54 @@
       </w:r>
     </w:p>
     <w:bookmarkEnd w:id="3"/>
+    <w:p/>
     <w:p>
-      <w:r>
-        <w:rPr>
-          <w:highlight w:val="yellow"/>
-        </w:rPr>
-        <w:t xml:space="preserve">Students earn points only if they </w:t>
-      </w:r>
-      <w:r>
-        <w:rPr>
-          <w:highlight w:val="yellow"/>
-        </w:rPr>
-        <w:t>check</w:t>
-      </w:r>
-      <w:r>
-        <w:rPr>
-          <w:highlight w:val="yellow"/>
-        </w:rPr>
-        <w:t xml:space="preserve"> </w:t>
-      </w:r>
-      <w:proofErr w:type="gramStart"/>
-      <w:r>
-        <w:rPr>
-          <w:highlight w:val="yellow"/>
-        </w:rPr>
-        <w:t>both of the items</w:t>
-      </w:r>
-      <w:proofErr w:type="gramEnd"/>
-      <w:r>
-        <w:rPr>
-          <w:highlight w:val="yellow"/>
-        </w:rPr>
-        <w:t>.</w:t>
-      </w:r>
-      <w:r>
-        <w:t xml:space="preserve"> </w:t>
+      <w:pPr>
+        <w:pStyle w:val="Heading1"/>
+        <w:rPr>
+          <w:rStyle w:val="Strong"/>
+          <w:sz w:val="36"/>
+          <w:szCs w:val="36"/>
+        </w:rPr>
+      </w:pPr>
+      <w:bookmarkStart w:id="5" w:name="_Hlk159185313"/>
+      <w:r>
+        <w:rPr>
+          <w:rStyle w:val="Strong"/>
+          <w:sz w:val="36"/>
+          <w:szCs w:val="36"/>
+        </w:rPr>
+        <w:br/>
       </w:r>
     </w:p>
     <w:p>
       <w:pPr>
-        <w:pStyle w:val="Heading1"/>
-        <w:rPr>
-          <w:rStyle w:val="Strong"/>
-          <w:sz w:val="36"/>
-          <w:szCs w:val="36"/>
-        </w:rPr>
-      </w:pPr>
-      <w:bookmarkStart w:id="5" w:name="_Hlk159185313"/>
-      <w:r>
-        <w:rPr>
-          <w:rStyle w:val="Strong"/>
-          <w:sz w:val="36"/>
-          <w:szCs w:val="36"/>
-        </w:rPr>
-        <w:br/>
+        <w:rPr>
+          <w:rStyle w:val="Strong"/>
+          <w:rFonts w:asciiTheme="majorHAnsi" w:eastAsiaTheme="majorEastAsia" w:hAnsiTheme="majorHAnsi" w:cstheme="majorBidi"/>
+          <w:color w:val="2F5496" w:themeColor="accent1" w:themeShade="BF"/>
+          <w:sz w:val="36"/>
+          <w:szCs w:val="36"/>
+        </w:rPr>
+      </w:pPr>
+      <w:r>
+        <w:rPr>
+          <w:rStyle w:val="Strong"/>
+          <w:sz w:val="36"/>
+          <w:szCs w:val="36"/>
+        </w:rPr>
+        <w:br w:type="page"/>
       </w:r>
     </w:p>
     <w:p>
       <w:pPr>
-        <w:rPr>
-          <w:rStyle w:val="Strong"/>
-          <w:rFonts w:asciiTheme="majorHAnsi" w:eastAsiaTheme="majorEastAsia" w:hAnsiTheme="majorHAnsi" w:cstheme="majorBidi"/>
-          <w:color w:val="2F5496" w:themeColor="accent1" w:themeShade="BF"/>
-          <w:sz w:val="36"/>
-          <w:szCs w:val="36"/>
-        </w:rPr>
-      </w:pPr>
-      <w:r>
-        <w:rPr>
-          <w:rStyle w:val="Strong"/>
-          <w:sz w:val="36"/>
-          <w:szCs w:val="36"/>
-        </w:rPr>
-        <w:br w:type="page"/>
-      </w:r>
+        <w:pStyle w:val="Heading1"/>
+        <w:rPr>
+          <w:rStyle w:val="Strong"/>
+          <w:sz w:val="36"/>
+          <w:szCs w:val="36"/>
+        </w:rPr>
+      </w:pPr>
     </w:p>
     <w:p>
       <w:pPr>
@@ -492,16 +441,6 @@
           <w:szCs w:val="36"/>
         </w:rPr>
       </w:pPr>
-    </w:p>
-    <w:p>
-      <w:pPr>
-        <w:pStyle w:val="Heading1"/>
-        <w:rPr>
-          <w:rStyle w:val="Strong"/>
-          <w:sz w:val="36"/>
-          <w:szCs w:val="36"/>
-        </w:rPr>
-      </w:pPr>
       <w:r>
         <w:rPr>
           <w:rStyle w:val="Strong"/>
@@ -549,17 +488,16 @@
           <w:rStyle w:val="Strong"/>
           <w:sz w:val="36"/>
           <w:szCs w:val="36"/>
-          <w:highlight w:val="yellow"/>
-        </w:rPr>
-        <w:t>.</w:t>
-      </w:r>
-      <w:r>
-        <w:rPr>
-          <w:rStyle w:val="Strong"/>
-          <w:sz w:val="36"/>
-          <w:szCs w:val="36"/>
-        </w:rPr>
-        <w:t xml:space="preserve">  ]</w:t>
+        </w:rPr>
+        <w:t>50</w:t>
+      </w:r>
+      <w:r>
+        <w:rPr>
+          <w:rStyle w:val="Strong"/>
+          <w:sz w:val="36"/>
+          <w:szCs w:val="36"/>
+        </w:rPr>
+        <w:t>]</w:t>
       </w:r>
       <w:r>
         <w:rPr>
@@ -673,19 +611,11 @@
             <w:r>
               <w:t>[</w:t>
             </w:r>
-            <w:bookmarkStart w:id="10" w:name="_Hlk159186710"/>
-            <w:r>
-              <w:rPr>
-                <w:highlight w:val="yellow"/>
-              </w:rPr>
-              <w:t>.</w:t>
-            </w:r>
-            <w:r>
-              <w:t xml:space="preserve"> </w:t>
-            </w:r>
-            <w:bookmarkEnd w:id="10"/>
-            <w:r>
-              <w:t xml:space="preserve"> ] / </w:t>
+            <w:r>
+              <w:t>10</w:t>
+            </w:r>
+            <w:r>
+              <w:t xml:space="preserve">] / </w:t>
             </w:r>
             <w:bookmarkEnd w:id="8"/>
             <w:r>
@@ -709,59 +639,67 @@
                 <w:numId w:val="8"/>
               </w:numPr>
             </w:pPr>
-            <w:bookmarkStart w:id="11" w:name="_Hlk95518154"/>
-            <w:bookmarkStart w:id="12" w:name="_Hlk98845339"/>
-            <w:r>
-              <w:t xml:space="preserve">[ </w:t>
+            <w:bookmarkStart w:id="10" w:name="_Hlk95518154"/>
+            <w:bookmarkStart w:id="11" w:name="_Hlk98845339"/>
+            <w:r>
+              <w:t>[x</w:t>
             </w:r>
             <w:proofErr w:type="gramStart"/>
             <w:r>
-              <w:t xml:space="preserve">  ]</w:t>
+              <w:t>]</w:t>
+            </w:r>
+            <w:r>
+              <w:t xml:space="preserve"> </w:t>
+            </w:r>
+            <w:bookmarkEnd w:id="10"/>
+            <w:r>
+              <w:t xml:space="preserve"> </w:t>
+            </w:r>
+            <w:bookmarkStart w:id="12" w:name="_Hlk99188347"/>
+            <w:bookmarkStart w:id="13" w:name="OLE_LINK1"/>
+            <w:bookmarkEnd w:id="11"/>
+            <w:r>
+              <w:t>I</w:t>
             </w:r>
             <w:proofErr w:type="gramEnd"/>
             <w:r>
               <w:t xml:space="preserve"> </w:t>
             </w:r>
-            <w:bookmarkEnd w:id="11"/>
+            <w:r>
+              <w:t xml:space="preserve">wrote requirements </w:t>
+            </w:r>
+            <w:proofErr w:type="gramStart"/>
+            <w:r>
+              <w:t xml:space="preserve">using </w:t>
+            </w:r>
             <w:r>
               <w:t xml:space="preserve"> </w:t>
             </w:r>
-            <w:bookmarkStart w:id="13" w:name="_Hlk99188347"/>
-            <w:bookmarkStart w:id="14" w:name="OLE_LINK1"/>
+            <w:bookmarkStart w:id="14" w:name="_Hlk98845613"/>
+            <w:r>
+              <w:t>User</w:t>
+            </w:r>
+            <w:proofErr w:type="gramEnd"/>
+            <w:r>
+              <w:t xml:space="preserve"> Stories and stored </w:t>
+            </w:r>
+            <w:proofErr w:type="gramStart"/>
+            <w:r>
+              <w:t>it</w:t>
+            </w:r>
+            <w:proofErr w:type="gramEnd"/>
+            <w:r>
+              <w:t xml:space="preserve"> in GitHub</w:t>
+            </w:r>
+            <w:r>
+              <w:t>.</w:t>
+            </w:r>
+            <w:r>
+              <w:t xml:space="preserve"> </w:t>
+            </w:r>
             <w:bookmarkEnd w:id="12"/>
-            <w:r>
-              <w:t xml:space="preserve">I </w:t>
-            </w:r>
-            <w:r>
-              <w:t xml:space="preserve">wrote requirements </w:t>
-            </w:r>
-            <w:proofErr w:type="gramStart"/>
-            <w:r>
-              <w:t xml:space="preserve">using </w:t>
-            </w:r>
-            <w:r>
-              <w:t xml:space="preserve"> </w:t>
-            </w:r>
-            <w:bookmarkStart w:id="15" w:name="_Hlk98845613"/>
-            <w:r>
-              <w:t>User</w:t>
-            </w:r>
-            <w:proofErr w:type="gramEnd"/>
-            <w:r>
-              <w:t xml:space="preserve"> Stories and stored </w:t>
-            </w:r>
-            <w:r>
-              <w:t>it in GitHub</w:t>
-            </w:r>
-            <w:r>
-              <w:t>.</w:t>
-            </w:r>
-            <w:r>
-              <w:t xml:space="preserve"> </w:t>
-            </w:r>
             <w:bookmarkEnd w:id="13"/>
             <w:bookmarkEnd w:id="14"/>
-            <w:bookmarkEnd w:id="15"/>
           </w:p>
           <w:p>
             <w:pPr>
@@ -771,7 +709,7 @@
                 <w:numId w:val="8"/>
               </w:numPr>
             </w:pPr>
-            <w:bookmarkStart w:id="16" w:name="_Hlk159186510"/>
+            <w:bookmarkStart w:id="15" w:name="_Hlk159186510"/>
             <w:r>
               <w:t>This is the link</w:t>
             </w:r>
@@ -782,27 +720,31 @@
               <w:t>part</w:t>
             </w:r>
             <w:r>
-              <w:t xml:space="preserve"> in my GitHub repository: </w:t>
-            </w:r>
-            <w:r>
-              <w:rPr>
-                <w:highlight w:val="yellow"/>
-              </w:rPr>
-              <w:t>(copy your link</w:t>
-            </w:r>
-            <w:r>
-              <w:rPr>
-                <w:highlight w:val="yellow"/>
-              </w:rPr>
-              <w:t xml:space="preserve"> or links</w:t>
-            </w:r>
-            <w:r>
-              <w:rPr>
-                <w:highlight w:val="yellow"/>
-              </w:rPr>
-              <w:t>)</w:t>
-            </w:r>
-            <w:bookmarkEnd w:id="16"/>
+              <w:t xml:space="preserve"> in my GitHub repository</w:t>
+            </w:r>
+            <w:hyperlink r:id="rId6" w:history="1">
+              <w:r>
+                <w:rPr>
+                  <w:rStyle w:val="Hyperlink"/>
+                </w:rPr>
+                <w:t xml:space="preserve">ase-285-hw6/doc at main · </w:t>
+              </w:r>
+              <w:proofErr w:type="spellStart"/>
+              <w:r>
+                <w:rPr>
+                  <w:rStyle w:val="Hyperlink"/>
+                </w:rPr>
+                <w:t>owen-newberry</w:t>
+              </w:r>
+              <w:proofErr w:type="spellEnd"/>
+              <w:r>
+                <w:rPr>
+                  <w:rStyle w:val="Hyperlink"/>
+                </w:rPr>
+                <w:t>/ase-285-hw6</w:t>
+              </w:r>
+            </w:hyperlink>
+            <w:bookmarkEnd w:id="15"/>
           </w:p>
         </w:tc>
         <w:tc>
@@ -829,17 +771,17 @@
                 <w:iCs/>
               </w:rPr>
             </w:pPr>
-            <w:bookmarkStart w:id="17" w:name="_Hlk99210187"/>
-            <w:bookmarkStart w:id="18" w:name="OLE_LINK13"/>
-            <w:bookmarkStart w:id="19" w:name="_Hlk99189483"/>
+            <w:bookmarkStart w:id="16" w:name="_Hlk99210187"/>
+            <w:bookmarkStart w:id="17" w:name="OLE_LINK13"/>
+            <w:bookmarkStart w:id="18" w:name="_Hlk99189483"/>
             <w:r>
               <w:rPr>
                 <w:iCs/>
               </w:rPr>
               <w:t>Design</w:t>
             </w:r>
+            <w:bookmarkEnd w:id="16"/>
             <w:bookmarkEnd w:id="17"/>
-            <w:bookmarkEnd w:id="18"/>
           </w:p>
         </w:tc>
         <w:tc>
@@ -851,16 +793,10 @@
               <w:t>[</w:t>
             </w:r>
             <w:r>
-              <w:rPr>
-                <w:highlight w:val="yellow"/>
-              </w:rPr>
-              <w:t>.</w:t>
-            </w:r>
-            <w:r>
-              <w:t xml:space="preserve"> </w:t>
-            </w:r>
-            <w:r>
-              <w:t xml:space="preserve"> ] / </w:t>
+              <w:t>10</w:t>
+            </w:r>
+            <w:r>
+              <w:t xml:space="preserve">] / </w:t>
             </w:r>
             <w:r>
               <w:t>1</w:t>
@@ -882,32 +818,35 @@
                 <w:numId w:val="8"/>
               </w:numPr>
             </w:pPr>
-            <w:bookmarkStart w:id="20" w:name="_Hlk98845588"/>
-            <w:r>
-              <w:t xml:space="preserve">[ </w:t>
+            <w:bookmarkStart w:id="19" w:name="_Hlk98845588"/>
+            <w:r>
+              <w:t>[x</w:t>
             </w:r>
             <w:proofErr w:type="gramStart"/>
             <w:r>
-              <w:t xml:space="preserve">  ]</w:t>
+              <w:t>]</w:t>
+            </w:r>
+            <w:r>
+              <w:t xml:space="preserve">  </w:t>
+            </w:r>
+            <w:bookmarkStart w:id="20" w:name="_Hlk99211817"/>
+            <w:bookmarkStart w:id="21" w:name="OLE_LINK19"/>
+            <w:bookmarkEnd w:id="19"/>
+            <w:r>
+              <w:t>I</w:t>
             </w:r>
             <w:proofErr w:type="gramEnd"/>
             <w:r>
+              <w:t xml:space="preserve"> </w:t>
+            </w:r>
+            <w:r>
+              <w:t>made an architecture diagram and made design for my features.</w:t>
+            </w:r>
+            <w:r>
               <w:t xml:space="preserve">  </w:t>
             </w:r>
-            <w:bookmarkStart w:id="21" w:name="_Hlk99211817"/>
-            <w:bookmarkStart w:id="22" w:name="OLE_LINK19"/>
             <w:bookmarkEnd w:id="20"/>
-            <w:r>
-              <w:t xml:space="preserve">I </w:t>
-            </w:r>
-            <w:r>
-              <w:t>made an architecture diagram and made design for my features.</w:t>
-            </w:r>
-            <w:r>
-              <w:t xml:space="preserve">  </w:t>
-            </w:r>
             <w:bookmarkEnd w:id="21"/>
-            <w:bookmarkEnd w:id="22"/>
           </w:p>
           <w:p>
             <w:pPr>
@@ -920,24 +859,28 @@
             <w:r>
               <w:t xml:space="preserve">This is the link to the part in my GitHub repository: </w:t>
             </w:r>
-            <w:r>
-              <w:rPr>
-                <w:highlight w:val="yellow"/>
-              </w:rPr>
-              <w:t>(copy your link</w:t>
-            </w:r>
-            <w:r>
-              <w:rPr>
-                <w:highlight w:val="yellow"/>
-              </w:rPr>
-              <w:t xml:space="preserve"> or links</w:t>
-            </w:r>
-            <w:r>
-              <w:rPr>
-                <w:highlight w:val="yellow"/>
-              </w:rPr>
-              <w:t>)</w:t>
-            </w:r>
+            <w:hyperlink r:id="rId7" w:history="1">
+              <w:r>
+                <w:rPr>
+                  <w:rStyle w:val="Hyperlink"/>
+                </w:rPr>
+                <w:t xml:space="preserve">ase-285-hw6/doc at main · </w:t>
+              </w:r>
+              <w:proofErr w:type="spellStart"/>
+              <w:r>
+                <w:rPr>
+                  <w:rStyle w:val="Hyperlink"/>
+                </w:rPr>
+                <w:t>owen-newberry</w:t>
+              </w:r>
+              <w:proofErr w:type="spellEnd"/>
+              <w:r>
+                <w:rPr>
+                  <w:rStyle w:val="Hyperlink"/>
+                </w:rPr>
+                <w:t>/ase-285-hw6</w:t>
+              </w:r>
+            </w:hyperlink>
           </w:p>
         </w:tc>
         <w:tc>
@@ -967,17 +910,17 @@
                 <w:iCs/>
               </w:rPr>
             </w:pPr>
-            <w:bookmarkStart w:id="23" w:name="_Hlk99210194"/>
-            <w:bookmarkStart w:id="24" w:name="OLE_LINK14"/>
-            <w:bookmarkEnd w:id="19"/>
+            <w:bookmarkStart w:id="22" w:name="_Hlk99210194"/>
+            <w:bookmarkStart w:id="23" w:name="OLE_LINK14"/>
+            <w:bookmarkEnd w:id="18"/>
             <w:r>
               <w:rPr>
                 <w:iCs/>
               </w:rPr>
               <w:t>Code</w:t>
             </w:r>
+            <w:bookmarkEnd w:id="22"/>
             <w:bookmarkEnd w:id="23"/>
-            <w:bookmarkEnd w:id="24"/>
           </w:p>
         </w:tc>
         <w:tc>
@@ -989,16 +932,10 @@
               <w:t>[</w:t>
             </w:r>
             <w:r>
-              <w:rPr>
-                <w:highlight w:val="yellow"/>
-              </w:rPr>
-              <w:t>.</w:t>
-            </w:r>
-            <w:r>
-              <w:t xml:space="preserve"> </w:t>
-            </w:r>
-            <w:r>
-              <w:t xml:space="preserve">  ] / </w:t>
+              <w:t>10</w:t>
+            </w:r>
+            <w:r>
+              <w:t xml:space="preserve">] / </w:t>
             </w:r>
             <w:r>
               <w:t>1</w:t>
@@ -1021,15 +958,18 @@
               </w:numPr>
             </w:pPr>
             <w:r>
-              <w:t xml:space="preserve">[ </w:t>
+              <w:t>[x</w:t>
             </w:r>
             <w:proofErr w:type="gramStart"/>
             <w:r>
-              <w:t xml:space="preserve">  ]</w:t>
+              <w:t>]</w:t>
+            </w:r>
+            <w:r>
+              <w:t xml:space="preserve">  I</w:t>
             </w:r>
             <w:proofErr w:type="gramEnd"/>
             <w:r>
-              <w:t xml:space="preserve">  I implemented the design.  </w:t>
+              <w:t xml:space="preserve"> implemented the design.  </w:t>
             </w:r>
           </w:p>
           <w:p>
@@ -1040,31 +980,50 @@
                 <w:numId w:val="8"/>
               </w:numPr>
             </w:pPr>
-            <w:bookmarkStart w:id="25" w:name="_Hlk159186615"/>
-            <w:r>
-              <w:t xml:space="preserve">This is the link to the part in my GitHub repository: </w:t>
-            </w:r>
-            <w:bookmarkStart w:id="26" w:name="_Hlk159186610"/>
-            <w:r>
-              <w:rPr>
-                <w:highlight w:val="yellow"/>
-              </w:rPr>
-              <w:t>(copy your link</w:t>
-            </w:r>
-            <w:r>
-              <w:rPr>
-                <w:highlight w:val="yellow"/>
-              </w:rPr>
-              <w:t xml:space="preserve"> or links</w:t>
-            </w:r>
-            <w:r>
-              <w:rPr>
-                <w:highlight w:val="yellow"/>
-              </w:rPr>
-              <w:t>)</w:t>
-            </w:r>
-            <w:bookmarkEnd w:id="25"/>
-            <w:bookmarkEnd w:id="26"/>
+            <w:bookmarkStart w:id="24" w:name="_Hlk159186615"/>
+            <w:r>
+              <w:t>This is the link to the part in my GitHub repository:</w:t>
+            </w:r>
+            <w:r>
+              <w:t xml:space="preserve"> </w:t>
+            </w:r>
+            <w:hyperlink r:id="rId8" w:history="1">
+              <w:r>
+                <w:rPr>
+                  <w:rStyle w:val="Hyperlink"/>
+                </w:rPr>
+                <w:t>ase-285-hw6/</w:t>
+              </w:r>
+              <w:proofErr w:type="spellStart"/>
+              <w:r>
+                <w:rPr>
+                  <w:rStyle w:val="Hyperlink"/>
+                </w:rPr>
+                <w:t>src</w:t>
+              </w:r>
+              <w:proofErr w:type="spellEnd"/>
+              <w:r>
+                <w:rPr>
+                  <w:rStyle w:val="Hyperlink"/>
+                </w:rPr>
+                <w:t xml:space="preserve"> at main · </w:t>
+              </w:r>
+              <w:proofErr w:type="spellStart"/>
+              <w:r>
+                <w:rPr>
+                  <w:rStyle w:val="Hyperlink"/>
+                </w:rPr>
+                <w:t>owen-newberry</w:t>
+              </w:r>
+              <w:proofErr w:type="spellEnd"/>
+              <w:r>
+                <w:rPr>
+                  <w:rStyle w:val="Hyperlink"/>
+                </w:rPr>
+                <w:t>/ase-285-hw6</w:t>
+              </w:r>
+            </w:hyperlink>
+            <w:bookmarkEnd w:id="24"/>
           </w:p>
         </w:tc>
         <w:tc>
@@ -1104,22 +1063,16 @@
             <w:tcW w:w="1170" w:type="dxa"/>
           </w:tcPr>
           <w:p>
-            <w:bookmarkStart w:id="27" w:name="_Hlk99188960"/>
-            <w:bookmarkStart w:id="28" w:name="OLE_LINK3"/>
+            <w:bookmarkStart w:id="25" w:name="_Hlk99188960"/>
+            <w:bookmarkStart w:id="26" w:name="OLE_LINK3"/>
             <w:r>
               <w:t>[</w:t>
             </w:r>
             <w:r>
-              <w:rPr>
-                <w:highlight w:val="yellow"/>
-              </w:rPr>
-              <w:t>.</w:t>
-            </w:r>
-            <w:r>
-              <w:t xml:space="preserve"> </w:t>
-            </w:r>
-            <w:r>
-              <w:t xml:space="preserve">  ] / </w:t>
+              <w:t>10</w:t>
+            </w:r>
+            <w:r>
+              <w:t xml:space="preserve">] / </w:t>
             </w:r>
             <w:r>
               <w:t>1</w:t>
@@ -1127,8 +1080,8 @@
             <w:r>
               <w:t>0</w:t>
             </w:r>
-            <w:bookmarkEnd w:id="27"/>
-            <w:bookmarkEnd w:id="28"/>
+            <w:bookmarkEnd w:id="25"/>
+            <w:bookmarkEnd w:id="26"/>
           </w:p>
         </w:tc>
         <w:tc>
@@ -1143,28 +1096,26 @@
                 <w:numId w:val="8"/>
               </w:numPr>
             </w:pPr>
-            <w:bookmarkStart w:id="29" w:name="_Hlk98845751"/>
-            <w:bookmarkStart w:id="30" w:name="_Hlk99188928"/>
-            <w:bookmarkStart w:id="31" w:name="OLE_LINK2"/>
-            <w:bookmarkStart w:id="32" w:name="_Hlk159186623"/>
-            <w:r>
-              <w:t xml:space="preserve">[ </w:t>
+            <w:bookmarkStart w:id="27" w:name="_Hlk99188928"/>
+            <w:bookmarkStart w:id="28" w:name="OLE_LINK2"/>
+            <w:bookmarkStart w:id="29" w:name="_Hlk159186623"/>
+            <w:r>
+              <w:t>[x]</w:t>
+            </w:r>
+            <w:bookmarkStart w:id="30" w:name="_Hlk99210323"/>
+            <w:bookmarkStart w:id="31" w:name="OLE_LINK16"/>
+            <w:bookmarkStart w:id="32" w:name="_Hlk99212083"/>
+            <w:bookmarkStart w:id="33" w:name="OLE_LINK27"/>
+            <w:r>
+              <w:t xml:space="preserve"> I </w:t>
             </w:r>
             <w:proofErr w:type="gramStart"/>
             <w:r>
-              <w:t xml:space="preserve">  </w:t>
-            </w:r>
-            <w:bookmarkStart w:id="33" w:name="_Hlk99210323"/>
-            <w:bookmarkStart w:id="34" w:name="OLE_LINK16"/>
-            <w:bookmarkStart w:id="35" w:name="_Hlk99212083"/>
-            <w:bookmarkStart w:id="36" w:name="OLE_LINK27"/>
-            <w:bookmarkEnd w:id="29"/>
-            <w:r>
-              <w:t>]</w:t>
+              <w:t>made</w:t>
             </w:r>
             <w:proofErr w:type="gramEnd"/>
             <w:r>
-              <w:t xml:space="preserve"> I made all the tests for my </w:t>
+              <w:t xml:space="preserve"> all the tests for my </w:t>
             </w:r>
             <w:proofErr w:type="gramStart"/>
             <w:r>
@@ -1177,12 +1128,12 @@
             <w:r>
               <w:t xml:space="preserve"> </w:t>
             </w:r>
+            <w:bookmarkEnd w:id="27"/>
+            <w:bookmarkEnd w:id="28"/>
             <w:bookmarkEnd w:id="30"/>
             <w:bookmarkEnd w:id="31"/>
+            <w:bookmarkEnd w:id="32"/>
             <w:bookmarkEnd w:id="33"/>
-            <w:bookmarkEnd w:id="34"/>
-            <w:bookmarkEnd w:id="35"/>
-            <w:bookmarkEnd w:id="36"/>
           </w:p>
           <w:p>
             <w:pPr>
@@ -1193,27 +1144,34 @@
               </w:numPr>
             </w:pPr>
             <w:r>
-              <w:t xml:space="preserve">This is the link to the part in my GitHub repository: </w:t>
-            </w:r>
-            <w:r>
-              <w:rPr>
-                <w:highlight w:val="yellow"/>
-              </w:rPr>
-              <w:t>(copy your link</w:t>
-            </w:r>
-            <w:r>
-              <w:rPr>
-                <w:highlight w:val="yellow"/>
-              </w:rPr>
-              <w:t xml:space="preserve"> or links</w:t>
-            </w:r>
-            <w:r>
-              <w:rPr>
-                <w:highlight w:val="yellow"/>
-              </w:rPr>
-              <w:t>)</w:t>
-            </w:r>
-            <w:bookmarkEnd w:id="32"/>
+              <w:t>This is the link to the part in my GitHub repository:</w:t>
+            </w:r>
+            <w:r>
+              <w:t xml:space="preserve"> </w:t>
+            </w:r>
+            <w:hyperlink r:id="rId9" w:history="1">
+              <w:r>
+                <w:rPr>
+                  <w:rStyle w:val="Hyperlink"/>
+                </w:rPr>
+                <w:t xml:space="preserve">ase-285-hw6/tests at main · </w:t>
+              </w:r>
+              <w:proofErr w:type="spellStart"/>
+              <w:r>
+                <w:rPr>
+                  <w:rStyle w:val="Hyperlink"/>
+                </w:rPr>
+                <w:t>owen-newberry</w:t>
+              </w:r>
+              <w:proofErr w:type="spellEnd"/>
+              <w:r>
+                <w:rPr>
+                  <w:rStyle w:val="Hyperlink"/>
+                </w:rPr>
+                <w:t>/ase-285-hw6</w:t>
+              </w:r>
+            </w:hyperlink>
+            <w:bookmarkEnd w:id="29"/>
           </w:p>
         </w:tc>
         <w:tc>
@@ -1257,16 +1215,10 @@
               <w:t>[</w:t>
             </w:r>
             <w:r>
-              <w:rPr>
-                <w:highlight w:val="yellow"/>
-              </w:rPr>
-              <w:t>.</w:t>
-            </w:r>
-            <w:r>
-              <w:t xml:space="preserve"> </w:t>
-            </w:r>
-            <w:r>
-              <w:t xml:space="preserve">  ] / </w:t>
+              <w:t>10</w:t>
+            </w:r>
+            <w:r>
+              <w:t xml:space="preserve">] / </w:t>
             </w:r>
             <w:r>
               <w:t>1</w:t>
@@ -1289,13 +1241,8 @@
               </w:numPr>
             </w:pPr>
             <w:r>
-              <w:t xml:space="preserve">[ </w:t>
-            </w:r>
-            <w:proofErr w:type="gramStart"/>
-            <w:r>
-              <w:t xml:space="preserve">  ]</w:t>
-            </w:r>
-            <w:proofErr w:type="gramEnd"/>
+              <w:t>[x]</w:t>
+            </w:r>
             <w:r>
               <w:t xml:space="preserve"> I made all </w:t>
             </w:r>
@@ -1325,24 +1272,28 @@
             <w:r>
               <w:t xml:space="preserve">This is the link to the part in my GitHub repository: </w:t>
             </w:r>
-            <w:r>
-              <w:rPr>
-                <w:highlight w:val="yellow"/>
-              </w:rPr>
-              <w:t>(copy your link</w:t>
-            </w:r>
-            <w:r>
-              <w:rPr>
-                <w:highlight w:val="yellow"/>
-              </w:rPr>
-              <w:t xml:space="preserve"> or links</w:t>
-            </w:r>
-            <w:r>
-              <w:rPr>
-                <w:highlight w:val="yellow"/>
-              </w:rPr>
-              <w:t>)</w:t>
-            </w:r>
+            <w:hyperlink r:id="rId10" w:history="1">
+              <w:r>
+                <w:rPr>
+                  <w:rStyle w:val="Hyperlink"/>
+                </w:rPr>
+                <w:t xml:space="preserve">ase-285-hw6/doc at main · </w:t>
+              </w:r>
+              <w:proofErr w:type="spellStart"/>
+              <w:r>
+                <w:rPr>
+                  <w:rStyle w:val="Hyperlink"/>
+                </w:rPr>
+                <w:t>owen-newberry</w:t>
+              </w:r>
+              <w:proofErr w:type="spellEnd"/>
+              <w:r>
+                <w:rPr>
+                  <w:rStyle w:val="Hyperlink"/>
+                </w:rPr>
+                <w:t>/ase-285-hw6</w:t>
+              </w:r>
+            </w:hyperlink>
           </w:p>
         </w:tc>
         <w:tc>
@@ -1430,25 +1381,16 @@
           <w:rStyle w:val="Strong"/>
           <w:sz w:val="36"/>
           <w:szCs w:val="36"/>
-          <w:highlight w:val="yellow"/>
-        </w:rPr>
-        <w:t>.</w:t>
-      </w:r>
-      <w:r>
-        <w:rPr>
-          <w:rStyle w:val="Strong"/>
-          <w:sz w:val="36"/>
-          <w:szCs w:val="36"/>
-        </w:rPr>
-        <w:t xml:space="preserve"> </w:t>
-      </w:r>
-      <w:r>
-        <w:rPr>
-          <w:rStyle w:val="Strong"/>
-          <w:sz w:val="36"/>
-          <w:szCs w:val="36"/>
-        </w:rPr>
-        <w:t xml:space="preserve">  ]</w:t>
+        </w:rPr>
+        <w:t>20</w:t>
+      </w:r>
+      <w:r>
+        <w:rPr>
+          <w:rStyle w:val="Strong"/>
+          <w:sz w:val="36"/>
+          <w:szCs w:val="36"/>
+        </w:rPr>
+        <w:t>]</w:t>
       </w:r>
       <w:r>
         <w:rPr>
@@ -1508,16 +1450,10 @@
               <w:t>[</w:t>
             </w:r>
             <w:r>
-              <w:rPr>
-                <w:highlight w:val="yellow"/>
-              </w:rPr>
-              <w:t>.</w:t>
-            </w:r>
-            <w:r>
-              <w:t xml:space="preserve"> </w:t>
-            </w:r>
-            <w:r>
-              <w:t xml:space="preserve"> ] / </w:t>
+              <w:t>10</w:t>
+            </w:r>
+            <w:r>
+              <w:t xml:space="preserve">] / </w:t>
             </w:r>
             <w:r>
               <w:t>1</w:t>
@@ -1539,69 +1475,17 @@
                 <w:numId w:val="8"/>
               </w:numPr>
             </w:pPr>
-            <w:bookmarkStart w:id="37" w:name="_Hlk159185545"/>
-            <w:r>
-              <w:t xml:space="preserve">[ </w:t>
-            </w:r>
-            <w:proofErr w:type="gramStart"/>
-            <w:r>
-              <w:t xml:space="preserve">  </w:t>
-            </w:r>
-            <w:r>
-              <w:t>]</w:t>
-            </w:r>
-            <w:proofErr w:type="gramEnd"/>
+            <w:bookmarkStart w:id="34" w:name="_Hlk159185545"/>
+            <w:r>
+              <w:t>[x]</w:t>
+            </w:r>
             <w:r>
               <w:t xml:space="preserve"> I made progress following the plan.</w:t>
             </w:r>
             <w:r>
               <w:t xml:space="preserve"> </w:t>
             </w:r>
-            <w:bookmarkEnd w:id="37"/>
-            <w:r>
-              <w:rPr>
-                <w:highlight w:val="yellow"/>
-              </w:rPr>
-              <w:t xml:space="preserve">(1 – 10 points, 1 </w:t>
-            </w:r>
-            <w:proofErr w:type="gramStart"/>
-            <w:r>
-              <w:rPr>
-                <w:highlight w:val="yellow"/>
-              </w:rPr>
-              <w:t>points</w:t>
-            </w:r>
-            <w:proofErr w:type="gramEnd"/>
-            <w:r>
-              <w:rPr>
-                <w:highlight w:val="yellow"/>
-              </w:rPr>
-              <w:t xml:space="preserve"> when you didn’t </w:t>
-            </w:r>
-            <w:r>
-              <w:rPr>
-                <w:highlight w:val="yellow"/>
-              </w:rPr>
-              <w:t>follow</w:t>
-            </w:r>
-            <w:r>
-              <w:rPr>
-                <w:highlight w:val="yellow"/>
-              </w:rPr>
-              <w:t xml:space="preserve">, 10 points if you </w:t>
-            </w:r>
-            <w:r>
-              <w:rPr>
-                <w:highlight w:val="yellow"/>
-              </w:rPr>
-              <w:t>followed your plan to finish your project</w:t>
-            </w:r>
-            <w:r>
-              <w:rPr>
-                <w:highlight w:val="yellow"/>
-              </w:rPr>
-              <w:t>)</w:t>
-            </w:r>
+            <w:bookmarkEnd w:id="34"/>
           </w:p>
         </w:tc>
         <w:tc>
@@ -1645,16 +1529,10 @@
               <w:t>[</w:t>
             </w:r>
             <w:r>
-              <w:rPr>
-                <w:highlight w:val="yellow"/>
-              </w:rPr>
-              <w:t>.</w:t>
-            </w:r>
-            <w:r>
-              <w:t xml:space="preserve"> </w:t>
-            </w:r>
-            <w:r>
-              <w:t xml:space="preserve"> ] / </w:t>
+              <w:t>10</w:t>
+            </w:r>
+            <w:r>
+              <w:t xml:space="preserve">] / </w:t>
             </w:r>
             <w:r>
               <w:t>1</w:t>
@@ -1677,65 +1555,24 @@
               </w:numPr>
             </w:pPr>
             <w:r>
-              <w:t xml:space="preserve">[ </w:t>
+              <w:t>[x</w:t>
             </w:r>
             <w:proofErr w:type="gramStart"/>
             <w:r>
-              <w:t xml:space="preserve">  ]</w:t>
+              <w:t>]</w:t>
+            </w:r>
+            <w:r>
+              <w:t xml:space="preserve">  </w:t>
+            </w:r>
+            <w:r>
+              <w:t>I</w:t>
             </w:r>
             <w:proofErr w:type="gramEnd"/>
             <w:r>
+              <w:t xml:space="preserve"> updated my Canvas Individual Project Page regularly to share my progress.</w:t>
+            </w:r>
+            <w:r>
               <w:t xml:space="preserve">  </w:t>
-            </w:r>
-            <w:r>
-              <w:t>I updated my Canvas Individual Project Page regularly to share my progress.</w:t>
-            </w:r>
-            <w:r>
-              <w:t xml:space="preserve">  </w:t>
-            </w:r>
-            <w:r>
-              <w:rPr>
-                <w:highlight w:val="yellow"/>
-              </w:rPr>
-              <w:t xml:space="preserve">(1 – 10 points, 1 </w:t>
-            </w:r>
-            <w:proofErr w:type="gramStart"/>
-            <w:r>
-              <w:rPr>
-                <w:highlight w:val="yellow"/>
-              </w:rPr>
-              <w:t>points</w:t>
-            </w:r>
-            <w:proofErr w:type="gramEnd"/>
-            <w:r>
-              <w:rPr>
-                <w:highlight w:val="yellow"/>
-              </w:rPr>
-              <w:t xml:space="preserve"> when you </w:t>
-            </w:r>
-            <w:r>
-              <w:rPr>
-                <w:highlight w:val="yellow"/>
-              </w:rPr>
-              <w:t>couldn’t make your page updated</w:t>
-            </w:r>
-            <w:r>
-              <w:rPr>
-                <w:highlight w:val="yellow"/>
-              </w:rPr>
-              <w:t xml:space="preserve">, 10 points if you </w:t>
-            </w:r>
-            <w:r>
-              <w:rPr>
-                <w:highlight w:val="yellow"/>
-              </w:rPr>
-              <w:t>updated always</w:t>
-            </w:r>
-            <w:r>
-              <w:rPr>
-                <w:highlight w:val="yellow"/>
-              </w:rPr>
-              <w:t>)</w:t>
             </w:r>
           </w:p>
         </w:tc>
@@ -1770,6 +1607,7 @@
               <w:rPr>
                 <w:iCs/>
               </w:rPr>
+              <w:lastRenderedPageBreak/>
               <w:t>Code</w:t>
             </w:r>
           </w:p>
@@ -1783,16 +1621,10 @@
               <w:t>[</w:t>
             </w:r>
             <w:r>
-              <w:rPr>
-                <w:highlight w:val="yellow"/>
-              </w:rPr>
-              <w:t>.</w:t>
-            </w:r>
-            <w:r>
-              <w:t xml:space="preserve"> </w:t>
-            </w:r>
-            <w:r>
-              <w:t xml:space="preserve"> ] / </w:t>
+              <w:t>0</w:t>
+            </w:r>
+            <w:r>
+              <w:t xml:space="preserve">] / </w:t>
             </w:r>
             <w:r>
               <w:t>5</w:t>
@@ -1812,27 +1644,29 @@
               </w:numPr>
             </w:pPr>
             <w:r>
-              <w:t xml:space="preserve">[ </w:t>
+              <w:t>[x</w:t>
             </w:r>
             <w:proofErr w:type="gramStart"/>
             <w:r>
-              <w:t xml:space="preserve">  ]</w:t>
+              <w:t>]</w:t>
+            </w:r>
+            <w:r>
+              <w:t xml:space="preserve">  I</w:t>
             </w:r>
             <w:proofErr w:type="gramEnd"/>
             <w:r>
-              <w:t xml:space="preserve">  I </w:t>
-            </w:r>
-            <w:r>
-              <w:t>kept record of all my progress (burndown rate, test coverage, and LoC) in GitHub and made it accessible in Canvas.</w:t>
-            </w:r>
-            <w:r>
               <w:t xml:space="preserve"> </w:t>
             </w:r>
             <w:r>
-              <w:rPr>
-                <w:highlight w:val="yellow"/>
-              </w:rPr>
-              <w:t>(5 points no partial points)</w:t>
+              <w:t xml:space="preserve">kept </w:t>
+            </w:r>
+            <w:proofErr w:type="gramStart"/>
+            <w:r>
+              <w:t>record</w:t>
+            </w:r>
+            <w:proofErr w:type="gramEnd"/>
+            <w:r>
+              <w:t xml:space="preserve"> of all my progress (burndown rate, test coverage, and LoC) in GitHub and made it accessible in Canvas.</w:t>
             </w:r>
             <w:r>
               <w:t xml:space="preserve"> </w:t>
@@ -1868,7 +1702,6 @@
           <w:sz w:val="36"/>
           <w:szCs w:val="36"/>
         </w:rPr>
-        <w:lastRenderedPageBreak/>
         <w:t>Assessment of Self</w:t>
       </w:r>
       <w:r>
@@ -1892,25 +1725,16 @@
           <w:rStyle w:val="Strong"/>
           <w:sz w:val="36"/>
           <w:szCs w:val="36"/>
-          <w:highlight w:val="yellow"/>
-        </w:rPr>
-        <w:t>.</w:t>
-      </w:r>
-      <w:r>
-        <w:rPr>
-          <w:rStyle w:val="Strong"/>
-          <w:sz w:val="36"/>
-          <w:szCs w:val="36"/>
-        </w:rPr>
-        <w:t xml:space="preserve"> </w:t>
-      </w:r>
-      <w:r>
-        <w:rPr>
-          <w:rStyle w:val="Strong"/>
-          <w:sz w:val="36"/>
-          <w:szCs w:val="36"/>
-        </w:rPr>
-        <w:t xml:space="preserve">  ]</w:t>
+        </w:rPr>
+        <w:t>25</w:t>
+      </w:r>
+      <w:r>
+        <w:rPr>
+          <w:rStyle w:val="Strong"/>
+          <w:sz w:val="36"/>
+          <w:szCs w:val="36"/>
+        </w:rPr>
+        <w:t>]</w:t>
       </w:r>
       <w:r>
         <w:rPr>
@@ -1974,26 +1798,20 @@
             <w:tcW w:w="1170" w:type="dxa"/>
           </w:tcPr>
           <w:p>
-            <w:bookmarkStart w:id="38" w:name="_Hlk159185809"/>
+            <w:bookmarkStart w:id="35" w:name="_Hlk159185809"/>
             <w:r>
               <w:t>[</w:t>
             </w:r>
             <w:r>
-              <w:rPr>
-                <w:highlight w:val="yellow"/>
-              </w:rPr>
-              <w:t>.</w:t>
-            </w:r>
-            <w:r>
-              <w:t xml:space="preserve"> </w:t>
-            </w:r>
-            <w:r>
-              <w:t xml:space="preserve"> ] / </w:t>
-            </w:r>
-            <w:r>
               <w:t>10</w:t>
             </w:r>
-            <w:bookmarkEnd w:id="38"/>
+            <w:r>
+              <w:t xml:space="preserve">] / </w:t>
+            </w:r>
+            <w:r>
+              <w:t>10</w:t>
+            </w:r>
+            <w:bookmarkEnd w:id="35"/>
           </w:p>
         </w:tc>
         <w:tc>
@@ -2009,15 +1827,18 @@
               </w:numPr>
             </w:pPr>
             <w:r>
-              <w:t xml:space="preserve">[ </w:t>
+              <w:t>[x</w:t>
             </w:r>
             <w:proofErr w:type="gramStart"/>
             <w:r>
-              <w:t xml:space="preserve">  ]</w:t>
+              <w:t>]</w:t>
+            </w:r>
+            <w:r>
+              <w:t xml:space="preserve">  I</w:t>
             </w:r>
             <w:proofErr w:type="gramEnd"/>
             <w:r>
-              <w:t xml:space="preserve">  I </w:t>
+              <w:t xml:space="preserve"> </w:t>
             </w:r>
             <w:r>
               <w:t xml:space="preserve">learned and </w:t>
@@ -2038,41 +1859,6 @@
             </w:r>
             <w:r>
               <w:t xml:space="preserve">. </w:t>
-            </w:r>
-            <w:r>
-              <w:rPr>
-                <w:highlight w:val="yellow"/>
-              </w:rPr>
-              <w:t>(1 – 10 points</w:t>
-            </w:r>
-            <w:r>
-              <w:rPr>
-                <w:highlight w:val="yellow"/>
-              </w:rPr>
-              <w:t xml:space="preserve">, 1 </w:t>
-            </w:r>
-            <w:proofErr w:type="gramStart"/>
-            <w:r>
-              <w:rPr>
-                <w:highlight w:val="yellow"/>
-              </w:rPr>
-              <w:t>points</w:t>
-            </w:r>
-            <w:proofErr w:type="gramEnd"/>
-            <w:r>
-              <w:rPr>
-                <w:highlight w:val="yellow"/>
-              </w:rPr>
-              <w:t xml:space="preserve"> when you didn’t use the tools, 10 points if you learned and used the tools</w:t>
-            </w:r>
-            <w:r>
-              <w:rPr>
-                <w:highlight w:val="yellow"/>
-              </w:rPr>
-              <w:t>)</w:t>
-            </w:r>
-            <w:r>
-              <w:t xml:space="preserve"> </w:t>
             </w:r>
           </w:p>
         </w:tc>
@@ -2117,16 +1903,10 @@
               <w:t>[</w:t>
             </w:r>
             <w:r>
-              <w:rPr>
-                <w:highlight w:val="yellow"/>
-              </w:rPr>
-              <w:t>.</w:t>
-            </w:r>
-            <w:r>
-              <w:t xml:space="preserve"> </w:t>
-            </w:r>
-            <w:r>
-              <w:t xml:space="preserve"> ] / </w:t>
+              <w:t>5</w:t>
+            </w:r>
+            <w:r>
+              <w:t xml:space="preserve">] / </w:t>
             </w:r>
             <w:r>
               <w:t>5</w:t>
@@ -2146,39 +1926,24 @@
               </w:numPr>
             </w:pPr>
             <w:r>
-              <w:t xml:space="preserve">[ </w:t>
+              <w:t>[x</w:t>
             </w:r>
             <w:proofErr w:type="gramStart"/>
             <w:r>
-              <w:t xml:space="preserve">  ]</w:t>
+              <w:t>]</w:t>
+            </w:r>
+            <w:r>
+              <w:t xml:space="preserve">  I</w:t>
             </w:r>
             <w:proofErr w:type="gramEnd"/>
             <w:r>
-              <w:t xml:space="preserve">  I started as early as possible I can</w:t>
+              <w:t xml:space="preserve"> started as early as possible I can</w:t>
             </w:r>
             <w:r>
               <w:t xml:space="preserve"> to finish as early as I can.</w:t>
             </w:r>
             <w:r>
               <w:t xml:space="preserve"> </w:t>
-            </w:r>
-            <w:r>
-              <w:rPr>
-                <w:highlight w:val="yellow"/>
-              </w:rPr>
-              <w:t>(</w:t>
-            </w:r>
-            <w:r>
-              <w:rPr>
-                <w:highlight w:val="yellow"/>
-              </w:rPr>
-              <w:t>0 points if you crammed to do this assignment, 3-4 points if you started early but couldn’t finish early, 5 points if you started and finished early</w:t>
-            </w:r>
-            <w:r>
-              <w:rPr>
-                <w:highlight w:val="yellow"/>
-              </w:rPr>
-              <w:t>)</w:t>
             </w:r>
           </w:p>
         </w:tc>
@@ -2223,16 +1988,10 @@
               <w:t>[</w:t>
             </w:r>
             <w:r>
-              <w:rPr>
-                <w:highlight w:val="yellow"/>
-              </w:rPr>
-              <w:t>.</w:t>
-            </w:r>
-            <w:r>
-              <w:t xml:space="preserve"> </w:t>
-            </w:r>
-            <w:r>
-              <w:t xml:space="preserve"> ] / </w:t>
+              <w:t>10</w:t>
+            </w:r>
+            <w:r>
+              <w:t xml:space="preserve">] / </w:t>
             </w:r>
             <w:r>
               <w:t>1</w:t>
@@ -2254,37 +2013,29 @@
                 <w:numId w:val="8"/>
               </w:numPr>
             </w:pPr>
-            <w:bookmarkStart w:id="39" w:name="_Hlk159185852"/>
-            <w:r>
-              <w:t xml:space="preserve">[ </w:t>
+            <w:bookmarkStart w:id="36" w:name="_Hlk159185852"/>
+            <w:r>
+              <w:t>[</w:t>
+            </w:r>
+            <w:r>
+              <w:t>x</w:t>
             </w:r>
             <w:proofErr w:type="gramStart"/>
             <w:r>
-              <w:t xml:space="preserve">  ]</w:t>
+              <w:t xml:space="preserve">]  </w:t>
+            </w:r>
+            <w:r>
+              <w:t>As</w:t>
             </w:r>
             <w:proofErr w:type="gramEnd"/>
             <w:r>
-              <w:t xml:space="preserve">  </w:t>
-            </w:r>
-            <w:r>
-              <w:t>As a professional software engineer, I think I solved the given problem.</w:t>
+              <w:t xml:space="preserve"> a professional software engineer, I think I solved the given problem.</w:t>
             </w:r>
             <w:r>
               <w:t xml:space="preserve"> </w:t>
             </w:r>
-            <w:bookmarkStart w:id="40" w:name="_Hlk159186017"/>
-            <w:r>
-              <w:rPr>
-                <w:highlight w:val="yellow"/>
-              </w:rPr>
-              <w:t>(5 points no partial points)</w:t>
-            </w:r>
-            <w:bookmarkEnd w:id="40"/>
-            <w:r>
-              <w:t xml:space="preserve"> </w:t>
-            </w:r>
-          </w:p>
-          <w:bookmarkEnd w:id="39"/>
+          </w:p>
+          <w:bookmarkEnd w:id="36"/>
           <w:p>
             <w:pPr>
               <w:pStyle w:val="ListParagraph"/>
@@ -2297,27 +2048,21 @@
               <w:t xml:space="preserve"> </w:t>
             </w:r>
             <w:r>
-              <w:t xml:space="preserve">[ </w:t>
+              <w:t>[</w:t>
+            </w:r>
+            <w:r>
+              <w:t>x</w:t>
             </w:r>
             <w:proofErr w:type="gramStart"/>
             <w:r>
-              <w:t xml:space="preserve">  ]</w:t>
+              <w:t xml:space="preserve">]  </w:t>
+            </w:r>
+            <w:r>
+              <w:t>I</w:t>
             </w:r>
             <w:proofErr w:type="gramEnd"/>
             <w:r>
-              <w:t xml:space="preserve">  </w:t>
-            </w:r>
-            <w:r>
-              <w:t xml:space="preserve">I followed the software engineering process to solve the problem. </w:t>
-            </w:r>
-            <w:r>
-              <w:rPr>
-                <w:highlight w:val="yellow"/>
-              </w:rPr>
-              <w:t>(5 points no partial points)</w:t>
-            </w:r>
-            <w:r>
-              <w:t xml:space="preserve"> </w:t>
+              <w:t xml:space="preserve"> followed the software engineering process to solve the problem. </w:t>
             </w:r>
             <w:r>
               <w:t xml:space="preserve"> </w:t>
@@ -3842,7 +3587,6 @@
   <w:style w:type="character" w:default="1" w:styleId="DefaultParagraphFont">
     <w:name w:val="Default Paragraph Font"/>
     <w:uiPriority w:val="1"/>
-    <w:semiHidden/>
     <w:unhideWhenUsed/>
   </w:style>
   <w:style w:type="table" w:default="1" w:styleId="TableNormal">
@@ -3961,6 +3705,27 @@
       <w:color w:val="2F5496" w:themeColor="accent1" w:themeShade="BF"/>
       <w:sz w:val="26"/>
       <w:szCs w:val="26"/>
+    </w:rPr>
+  </w:style>
+  <w:style w:type="character" w:styleId="Hyperlink">
+    <w:name w:val="Hyperlink"/>
+    <w:basedOn w:val="DefaultParagraphFont"/>
+    <w:uiPriority w:val="99"/>
+    <w:unhideWhenUsed/>
+    <w:rsid w:val="002D59BD"/>
+    <w:rPr>
+      <w:color w:val="0563C1" w:themeColor="hyperlink"/>
+      <w:u w:val="single"/>
+    </w:rPr>
+  </w:style>
+  <w:style w:type="character" w:styleId="UnresolvedMention">
+    <w:name w:val="Unresolved Mention"/>
+    <w:basedOn w:val="DefaultParagraphFont"/>
+    <w:uiPriority w:val="99"/>
+    <w:rsid w:val="002D59BD"/>
+    <w:rPr>
+      <w:color w:val="605E5C"/>
+      <w:shd w:val="clear" w:color="auto" w:fill="E1DFDD"/>
     </w:rPr>
   </w:style>
 </w:styles>
